--- a/TS-Kramam/TS-6.6/TS 6.6 Sanskrit Krama Paatam Corrections.docx
+++ b/TS-Kramam/TS-6.6/TS 6.6 Sanskrit Krama Paatam Corrections.docx
@@ -1280,27 +1280,7 @@
                 <w:szCs w:val="40"/>
                 <w:lang w:bidi="ml-IN"/>
               </w:rPr>
-              <w:t xml:space="preserve"> </w:t>
-            </w:r>
-            <w:proofErr w:type="gramStart"/>
-            <w:r>
-              <w:rPr>
-                <w:rFonts w:ascii="BRH Devanagari Extra" w:hAnsi="BRH Devanagari Extra" w:cs="BRH Devanagari Extra"/>
-                <w:sz w:val="40"/>
-                <w:szCs w:val="40"/>
-                <w:lang w:bidi="ml-IN"/>
-              </w:rPr>
-              <w:t>|  pÉëÉiÉ</w:t>
-            </w:r>
-            <w:proofErr w:type="gramEnd"/>
-            <w:r>
-              <w:rPr>
-                <w:rFonts w:ascii="BRH Devanagari Extra" w:hAnsi="BRH Devanagari Extra" w:cs="BRH Devanagari Extra"/>
-                <w:sz w:val="40"/>
-                <w:szCs w:val="40"/>
-                <w:lang w:bidi="ml-IN"/>
-              </w:rPr>
-              <w:t>×þurÉÉmÉlÉÑ</w:t>
+              <w:t xml:space="preserve"> |  pÉëÉiÉ×þurÉÉmÉlÉÑ</w:t>
             </w:r>
             <w:r>
               <w:rPr>
@@ -1515,6 +1495,1131 @@
                 <w:lang w:bidi="ml-IN"/>
               </w:rPr>
               <w:t xml:space="preserve"> |</w:t>
+            </w:r>
+          </w:p>
+        </w:tc>
+      </w:tr>
+      <w:tr>
+        <w:trPr>
+          <w:trHeight w:val="983"/>
+        </w:trPr>
+        <w:tc>
+          <w:tcPr>
+            <w:tcW w:w="4189" w:type="dxa"/>
+          </w:tcPr>
+          <w:p>
+            <w:pPr>
+              <w:widowControl w:val="0"/>
+              <w:tabs>
+                <w:tab w:val="left" w:pos="993"/>
+              </w:tabs>
+              <w:autoSpaceDE w:val="0"/>
+              <w:autoSpaceDN w:val="0"/>
+              <w:adjustRightInd w:val="0"/>
+              <w:spacing w:before="0" w:line="252" w:lineRule="auto"/>
+              <w:ind w:right="297"/>
+              <w:rPr>
+                <w:rFonts w:cs="Arial"/>
+                <w:b/>
+                <w:sz w:val="28"/>
+                <w:szCs w:val="32"/>
+              </w:rPr>
+            </w:pPr>
+            <w:r>
+              <w:rPr>
+                <w:rFonts w:cs="Arial"/>
+                <w:b/>
+                <w:sz w:val="28"/>
+                <w:szCs w:val="32"/>
+              </w:rPr>
+              <w:t>T.S.6.6.</w:t>
+            </w:r>
+            <w:r>
+              <w:rPr>
+                <w:rFonts w:cs="Arial"/>
+                <w:b/>
+                <w:sz w:val="28"/>
+                <w:szCs w:val="32"/>
+              </w:rPr>
+              <w:t>7.2</w:t>
+            </w:r>
+            <w:r>
+              <w:rPr>
+                <w:rFonts w:cs="Arial"/>
+                <w:b/>
+                <w:sz w:val="28"/>
+                <w:szCs w:val="32"/>
+              </w:rPr>
+              <w:t xml:space="preserve"> – Kramam</w:t>
+            </w:r>
+          </w:p>
+          <w:p>
+            <w:pPr>
+              <w:widowControl w:val="0"/>
+              <w:tabs>
+                <w:tab w:val="left" w:pos="993"/>
+              </w:tabs>
+              <w:autoSpaceDE w:val="0"/>
+              <w:autoSpaceDN w:val="0"/>
+              <w:adjustRightInd w:val="0"/>
+              <w:spacing w:before="0" w:line="252" w:lineRule="auto"/>
+              <w:ind w:right="297"/>
+              <w:rPr>
+                <w:rFonts w:cs="Arial"/>
+                <w:b/>
+                <w:sz w:val="28"/>
+                <w:szCs w:val="32"/>
+                <w:lang w:val="en-IN"/>
+              </w:rPr>
+            </w:pPr>
+            <w:r>
+              <w:rPr>
+                <w:rFonts w:cs="Arial"/>
+                <w:b/>
+                <w:sz w:val="28"/>
+                <w:szCs w:val="32"/>
+                <w:lang w:val="en-IN"/>
+              </w:rPr>
+              <w:t>Krama Vaakyam No.– 1</w:t>
+            </w:r>
+            <w:r>
+              <w:rPr>
+                <w:rFonts w:cs="Arial"/>
+                <w:b/>
+                <w:sz w:val="28"/>
+                <w:szCs w:val="32"/>
+                <w:lang w:val="en-IN"/>
+              </w:rPr>
+              <w:t>9</w:t>
+            </w:r>
+          </w:p>
+          <w:p>
+            <w:pPr>
+              <w:widowControl w:val="0"/>
+              <w:tabs>
+                <w:tab w:val="left" w:pos="993"/>
+              </w:tabs>
+              <w:autoSpaceDE w:val="0"/>
+              <w:autoSpaceDN w:val="0"/>
+              <w:adjustRightInd w:val="0"/>
+              <w:spacing w:before="0" w:line="252" w:lineRule="auto"/>
+              <w:ind w:right="297"/>
+              <w:rPr>
+                <w:rFonts w:cs="Arial"/>
+                <w:b/>
+                <w:sz w:val="28"/>
+                <w:szCs w:val="32"/>
+                <w:lang w:val="it-IT"/>
+              </w:rPr>
+            </w:pPr>
+            <w:r>
+              <w:rPr>
+                <w:rFonts w:cs="Arial"/>
+                <w:b/>
+                <w:sz w:val="28"/>
+                <w:szCs w:val="32"/>
+                <w:lang w:val="it-IT"/>
+              </w:rPr>
+              <w:t>Panchaati No</w:t>
+            </w:r>
+            <w:r>
+              <w:rPr>
+                <w:rFonts w:cs="Arial"/>
+                <w:b/>
+                <w:szCs w:val="32"/>
+                <w:lang w:val="it-IT"/>
+              </w:rPr>
+              <w:t xml:space="preserve">. - </w:t>
+            </w:r>
+            <w:r>
+              <w:rPr>
+                <w:rFonts w:cs="Arial"/>
+                <w:b/>
+                <w:sz w:val="28"/>
+                <w:szCs w:val="32"/>
+                <w:lang w:val="it-IT"/>
+              </w:rPr>
+              <w:t>27</w:t>
+            </w:r>
+          </w:p>
+        </w:tc>
+        <w:tc>
+          <w:tcPr>
+            <w:tcW w:w="4426" w:type="dxa"/>
+          </w:tcPr>
+          <w:p>
+            <w:pPr>
+              <w:widowControl w:val="0"/>
+              <w:autoSpaceDE w:val="0"/>
+              <w:autoSpaceDN w:val="0"/>
+              <w:adjustRightInd w:val="0"/>
+              <w:spacing w:before="0" w:line="240" w:lineRule="auto"/>
+              <w:rPr>
+                <w:rFonts w:ascii="BRH Devanagari Extra" w:hAnsi="BRH Devanagari Extra" w:cs="BRH Devanagari Extra"/>
+                <w:color w:val="000000"/>
+                <w:sz w:val="40"/>
+                <w:szCs w:val="40"/>
+                <w:lang w:val="it-IT" w:bidi="ml-IN"/>
+              </w:rPr>
+            </w:pPr>
+            <w:r>
+              <w:rPr>
+                <w:rFonts w:ascii="BRH Devanagari Extra" w:hAnsi="BRH Devanagari Extra" w:cs="BRH Devanagari Extra"/>
+                <w:color w:val="000000"/>
+                <w:sz w:val="40"/>
+                <w:szCs w:val="40"/>
+                <w:lang w:val="it-IT" w:bidi="ml-IN"/>
+              </w:rPr>
+              <w:t>AuÉåÿ¤ÉåiÉ</w:t>
+            </w:r>
+            <w:r>
+              <w:rPr>
+                <w:rFonts w:ascii="BRH Devanagari Extra" w:hAnsi="BRH Devanagari Extra" w:cs="BRH Devanagari Extra"/>
+                <w:color w:val="000000"/>
+                <w:sz w:val="40"/>
+                <w:szCs w:val="40"/>
+                <w:highlight w:val="yellow"/>
+                <w:lang w:val="it-IT" w:bidi="ml-IN"/>
+              </w:rPr>
+              <w:t>È</w:t>
+            </w:r>
+            <w:r>
+              <w:rPr>
+                <w:rFonts w:ascii="BRH Devanagari Extra" w:hAnsi="BRH Devanagari Extra" w:cs="BRH Devanagari Extra"/>
+                <w:color w:val="000000"/>
+                <w:sz w:val="40"/>
+                <w:szCs w:val="40"/>
+                <w:lang w:val="it-IT" w:bidi="ml-IN"/>
+              </w:rPr>
+              <w:t xml:space="preserve"> | D</w:t>
+            </w:r>
+            <w:r>
+              <w:rPr>
+                <w:rFonts w:ascii="BRH Malayalam Extra" w:hAnsi="BRH Malayalam Extra" w:cs="BRH Devanagari Extra"/>
+                <w:b/>
+                <w:color w:val="000000"/>
+                <w:sz w:val="32"/>
+                <w:szCs w:val="40"/>
+                <w:lang w:val="it-IT" w:bidi="ml-IN"/>
+              </w:rPr>
+              <w:t>–</w:t>
+            </w:r>
+            <w:r>
+              <w:rPr>
+                <w:rFonts w:ascii="BRH Devanagari Extra" w:hAnsi="BRH Devanagari Extra" w:cs="BRH Devanagari Extra"/>
+                <w:color w:val="000000"/>
+                <w:sz w:val="40"/>
+                <w:szCs w:val="40"/>
+                <w:lang w:val="it-IT" w:bidi="ml-IN"/>
+              </w:rPr>
+              <w:t>¤Éå</w:t>
+            </w:r>
+            <w:r>
+              <w:rPr>
+                <w:rFonts w:ascii="BRH Malayalam Extra" w:hAnsi="BRH Malayalam Extra" w:cs="BRH Devanagari Extra"/>
+                <w:b/>
+                <w:color w:val="000000"/>
+                <w:sz w:val="32"/>
+                <w:szCs w:val="40"/>
+                <w:lang w:val="it-IT" w:bidi="ml-IN"/>
+              </w:rPr>
+              <w:t>–</w:t>
+            </w:r>
+            <w:r>
+              <w:rPr>
+                <w:rFonts w:ascii="BRH Devanagari Extra" w:hAnsi="BRH Devanagari Extra" w:cs="BRH Devanagari Extra"/>
+                <w:color w:val="000000"/>
+                <w:sz w:val="40"/>
+                <w:szCs w:val="40"/>
+                <w:lang w:val="it-IT" w:bidi="ml-IN"/>
+              </w:rPr>
+              <w:t>iÉ</w:t>
+            </w:r>
+            <w:r>
+              <w:rPr>
+                <w:rFonts w:ascii="BRH Malayalam Extra" w:hAnsi="BRH Malayalam Extra" w:cs="BRH Devanagari Extra"/>
+                <w:b/>
+                <w:color w:val="000000"/>
+                <w:sz w:val="32"/>
+                <w:szCs w:val="40"/>
+                <w:lang w:val="it-IT" w:bidi="ml-IN"/>
+              </w:rPr>
+              <w:t>–</w:t>
+            </w:r>
+            <w:r>
+              <w:rPr>
+                <w:rFonts w:ascii="BRH Devanagari Extra" w:hAnsi="BRH Devanagari Extra" w:cs="BRH Devanagari Extra"/>
+                <w:color w:val="000000"/>
+                <w:sz w:val="40"/>
+                <w:szCs w:val="40"/>
+                <w:lang w:val="it-IT" w:bidi="ml-IN"/>
+              </w:rPr>
+              <w:t xml:space="preserve"> iÉÎxqÉ³Éçþ |</w:t>
+            </w:r>
+          </w:p>
+        </w:tc>
+        <w:tc>
+          <w:tcPr>
+            <w:tcW w:w="5220" w:type="dxa"/>
+          </w:tcPr>
+          <w:p>
+            <w:pPr>
+              <w:widowControl w:val="0"/>
+              <w:autoSpaceDE w:val="0"/>
+              <w:autoSpaceDN w:val="0"/>
+              <w:adjustRightInd w:val="0"/>
+              <w:spacing w:before="0" w:line="240" w:lineRule="auto"/>
+              <w:rPr>
+                <w:rFonts w:ascii="BRH Devanagari Extra" w:hAnsi="BRH Devanagari Extra" w:cs="BRH Devanagari Extra"/>
+                <w:color w:val="000000"/>
+                <w:sz w:val="40"/>
+                <w:szCs w:val="40"/>
+                <w:lang w:val="it-IT" w:bidi="ml-IN"/>
+              </w:rPr>
+            </w:pPr>
+            <w:r>
+              <w:rPr>
+                <w:rFonts w:ascii="BRH Devanagari Extra" w:hAnsi="BRH Devanagari Extra" w:cs="BRH Devanagari Extra"/>
+                <w:color w:val="000000"/>
+                <w:sz w:val="40"/>
+                <w:szCs w:val="40"/>
+                <w:lang w:val="it-IT" w:bidi="ml-IN"/>
+              </w:rPr>
+              <w:t>AuÉåÿ¤Éå</w:t>
+            </w:r>
+            <w:r>
+              <w:rPr>
+                <w:rFonts w:ascii="BRH Devanagari Extra" w:hAnsi="BRH Devanagari Extra" w:cs="BRH Devanagari Extra"/>
+                <w:color w:val="000000"/>
+                <w:sz w:val="40"/>
+                <w:szCs w:val="40"/>
+                <w:highlight w:val="green"/>
+                <w:lang w:val="it-IT" w:bidi="ml-IN"/>
+              </w:rPr>
+              <w:t>iÉ</w:t>
+            </w:r>
+            <w:r>
+              <w:rPr>
+                <w:rFonts w:ascii="BRH Devanagari Extra" w:hAnsi="BRH Devanagari Extra" w:cs="BRH Devanagari Extra"/>
+                <w:color w:val="000000"/>
+                <w:sz w:val="40"/>
+                <w:szCs w:val="40"/>
+                <w:lang w:val="it-IT" w:bidi="ml-IN"/>
+              </w:rPr>
+              <w:t xml:space="preserve"> | D</w:t>
+            </w:r>
+            <w:r>
+              <w:rPr>
+                <w:rFonts w:ascii="BRH Malayalam Extra" w:hAnsi="BRH Malayalam Extra" w:cs="BRH Devanagari Extra"/>
+                <w:b/>
+                <w:color w:val="000000"/>
+                <w:sz w:val="32"/>
+                <w:szCs w:val="40"/>
+                <w:lang w:val="it-IT" w:bidi="ml-IN"/>
+              </w:rPr>
+              <w:t>–</w:t>
+            </w:r>
+            <w:r>
+              <w:rPr>
+                <w:rFonts w:ascii="BRH Devanagari Extra" w:hAnsi="BRH Devanagari Extra" w:cs="BRH Devanagari Extra"/>
+                <w:color w:val="000000"/>
+                <w:sz w:val="40"/>
+                <w:szCs w:val="40"/>
+                <w:lang w:val="it-IT" w:bidi="ml-IN"/>
+              </w:rPr>
+              <w:t>¤Éå</w:t>
+            </w:r>
+            <w:r>
+              <w:rPr>
+                <w:rFonts w:ascii="BRH Malayalam Extra" w:hAnsi="BRH Malayalam Extra" w:cs="BRH Devanagari Extra"/>
+                <w:b/>
+                <w:color w:val="000000"/>
+                <w:sz w:val="32"/>
+                <w:szCs w:val="40"/>
+                <w:lang w:val="it-IT" w:bidi="ml-IN"/>
+              </w:rPr>
+              <w:t>–</w:t>
+            </w:r>
+            <w:r>
+              <w:rPr>
+                <w:rFonts w:ascii="BRH Devanagari Extra" w:hAnsi="BRH Devanagari Extra" w:cs="BRH Devanagari Extra"/>
+                <w:color w:val="000000"/>
+                <w:sz w:val="40"/>
+                <w:szCs w:val="40"/>
+                <w:lang w:val="it-IT" w:bidi="ml-IN"/>
+              </w:rPr>
+              <w:t>iÉ</w:t>
+            </w:r>
+            <w:r>
+              <w:rPr>
+                <w:rFonts w:ascii="BRH Malayalam Extra" w:hAnsi="BRH Malayalam Extra" w:cs="BRH Devanagari Extra"/>
+                <w:b/>
+                <w:color w:val="000000"/>
+                <w:sz w:val="32"/>
+                <w:szCs w:val="40"/>
+                <w:lang w:val="it-IT" w:bidi="ml-IN"/>
+              </w:rPr>
+              <w:t>–</w:t>
+            </w:r>
+            <w:r>
+              <w:rPr>
+                <w:rFonts w:ascii="BRH Devanagari Extra" w:hAnsi="BRH Devanagari Extra" w:cs="BRH Devanagari Extra"/>
+                <w:color w:val="000000"/>
+                <w:sz w:val="40"/>
+                <w:szCs w:val="40"/>
+                <w:lang w:val="it-IT" w:bidi="ml-IN"/>
+              </w:rPr>
+              <w:t xml:space="preserve"> iÉÎxqÉ³Éçþ |</w:t>
+            </w:r>
+          </w:p>
+          <w:p>
+            <w:pPr>
+              <w:widowControl w:val="0"/>
+              <w:autoSpaceDE w:val="0"/>
+              <w:autoSpaceDN w:val="0"/>
+              <w:adjustRightInd w:val="0"/>
+              <w:spacing w:before="0" w:line="240" w:lineRule="auto"/>
+              <w:rPr>
+                <w:rFonts w:cs="Arial"/>
+                <w:b/>
+                <w:bCs/>
+                <w:color w:val="000000"/>
+                <w:sz w:val="40"/>
+                <w:szCs w:val="40"/>
+                <w:lang w:bidi="ml-IN"/>
+              </w:rPr>
+            </w:pPr>
+            <w:r>
+              <w:rPr>
+                <w:rFonts w:cs="Arial"/>
+                <w:b/>
+                <w:bCs/>
+                <w:color w:val="000000"/>
+                <w:sz w:val="32"/>
+                <w:szCs w:val="32"/>
+                <w:lang w:bidi="ml-IN"/>
+              </w:rPr>
+              <w:t>(visargam removed)</w:t>
+            </w:r>
+          </w:p>
+        </w:tc>
+      </w:tr>
+      <w:tr>
+        <w:trPr>
+          <w:trHeight w:val="1550"/>
+        </w:trPr>
+        <w:tc>
+          <w:tcPr>
+            <w:tcW w:w="4189" w:type="dxa"/>
+          </w:tcPr>
+          <w:p>
+            <w:pPr>
+              <w:widowControl w:val="0"/>
+              <w:tabs>
+                <w:tab w:val="left" w:pos="993"/>
+              </w:tabs>
+              <w:autoSpaceDE w:val="0"/>
+              <w:autoSpaceDN w:val="0"/>
+              <w:adjustRightInd w:val="0"/>
+              <w:spacing w:before="0" w:line="252" w:lineRule="auto"/>
+              <w:ind w:right="297"/>
+              <w:rPr>
+                <w:rFonts w:cs="Arial"/>
+                <w:b/>
+                <w:sz w:val="28"/>
+                <w:szCs w:val="32"/>
+              </w:rPr>
+            </w:pPr>
+            <w:r>
+              <w:rPr>
+                <w:rFonts w:cs="Arial"/>
+                <w:b/>
+                <w:sz w:val="28"/>
+                <w:szCs w:val="32"/>
+              </w:rPr>
+              <w:t>T.S.6.6.</w:t>
+            </w:r>
+            <w:r>
+              <w:rPr>
+                <w:rFonts w:cs="Arial"/>
+                <w:b/>
+                <w:sz w:val="28"/>
+                <w:szCs w:val="32"/>
+              </w:rPr>
+              <w:t>7</w:t>
+            </w:r>
+            <w:r>
+              <w:rPr>
+                <w:rFonts w:cs="Arial"/>
+                <w:b/>
+                <w:sz w:val="28"/>
+                <w:szCs w:val="32"/>
+              </w:rPr>
+              <w:t>.4</w:t>
+            </w:r>
+            <w:r>
+              <w:rPr>
+                <w:rFonts w:cs="Arial"/>
+                <w:b/>
+                <w:sz w:val="28"/>
+                <w:szCs w:val="32"/>
+              </w:rPr>
+              <w:t xml:space="preserve"> – Kramam</w:t>
+            </w:r>
+          </w:p>
+          <w:p>
+            <w:pPr>
+              <w:widowControl w:val="0"/>
+              <w:tabs>
+                <w:tab w:val="left" w:pos="993"/>
+              </w:tabs>
+              <w:autoSpaceDE w:val="0"/>
+              <w:autoSpaceDN w:val="0"/>
+              <w:adjustRightInd w:val="0"/>
+              <w:spacing w:before="0" w:line="252" w:lineRule="auto"/>
+              <w:ind w:right="297"/>
+              <w:rPr>
+                <w:rFonts w:cs="Arial"/>
+                <w:b/>
+                <w:sz w:val="28"/>
+                <w:szCs w:val="32"/>
+              </w:rPr>
+            </w:pPr>
+            <w:r>
+              <w:rPr>
+                <w:rFonts w:cs="Arial"/>
+                <w:b/>
+                <w:sz w:val="28"/>
+                <w:szCs w:val="32"/>
+              </w:rPr>
+              <w:t xml:space="preserve">Krama Vaakyam No.– </w:t>
+            </w:r>
+            <w:r>
+              <w:rPr>
+                <w:rFonts w:cs="Arial"/>
+                <w:b/>
+                <w:sz w:val="28"/>
+                <w:szCs w:val="32"/>
+              </w:rPr>
+              <w:t>65</w:t>
+            </w:r>
+          </w:p>
+          <w:p>
+            <w:pPr>
+              <w:widowControl w:val="0"/>
+              <w:tabs>
+                <w:tab w:val="left" w:pos="993"/>
+              </w:tabs>
+              <w:autoSpaceDE w:val="0"/>
+              <w:autoSpaceDN w:val="0"/>
+              <w:adjustRightInd w:val="0"/>
+              <w:spacing w:before="0" w:line="252" w:lineRule="auto"/>
+              <w:ind w:right="297"/>
+              <w:rPr>
+                <w:rFonts w:cs="Arial"/>
+                <w:b/>
+                <w:sz w:val="28"/>
+                <w:szCs w:val="28"/>
+              </w:rPr>
+            </w:pPr>
+            <w:r>
+              <w:rPr>
+                <w:rFonts w:cs="Arial"/>
+                <w:b/>
+                <w:sz w:val="28"/>
+                <w:szCs w:val="32"/>
+              </w:rPr>
+              <w:t>Panchaati No</w:t>
+            </w:r>
+            <w:r>
+              <w:rPr>
+                <w:rFonts w:cs="Arial"/>
+                <w:b/>
+                <w:szCs w:val="32"/>
+              </w:rPr>
+              <w:t xml:space="preserve">. - </w:t>
+            </w:r>
+            <w:r>
+              <w:rPr>
+                <w:rFonts w:cs="Arial"/>
+                <w:b/>
+                <w:sz w:val="28"/>
+                <w:szCs w:val="32"/>
+              </w:rPr>
+              <w:t>29</w:t>
+            </w:r>
+          </w:p>
+        </w:tc>
+        <w:tc>
+          <w:tcPr>
+            <w:tcW w:w="4426" w:type="dxa"/>
+          </w:tcPr>
+          <w:p>
+            <w:pPr>
+              <w:widowControl w:val="0"/>
+              <w:autoSpaceDE w:val="0"/>
+              <w:autoSpaceDN w:val="0"/>
+              <w:adjustRightInd w:val="0"/>
+              <w:spacing w:before="0" w:line="240" w:lineRule="auto"/>
+              <w:rPr>
+                <w:rFonts w:ascii="BRH Devanagari Extra" w:hAnsi="BRH Devanagari Extra" w:cs="BRH Devanagari Extra"/>
+                <w:color w:val="000000"/>
+                <w:sz w:val="40"/>
+                <w:szCs w:val="40"/>
+                <w:lang w:bidi="ml-IN"/>
+              </w:rPr>
+            </w:pPr>
+            <w:r>
+              <w:rPr>
+                <w:rFonts w:ascii="BRH Devanagari Extra" w:hAnsi="BRH Devanagari Extra" w:cs="BRH Devanagari Extra"/>
+                <w:color w:val="000000"/>
+                <w:sz w:val="40"/>
+                <w:szCs w:val="40"/>
+                <w:lang w:bidi="ml-IN"/>
+              </w:rPr>
+              <w:t>AjÉÉå</w:t>
+            </w:r>
+            <w:r>
+              <w:rPr>
+                <w:rFonts w:ascii="BRH Malayalam Extra" w:hAnsi="BRH Malayalam Extra" w:cs="BRH Devanagari Extra"/>
+                <w:b/>
+                <w:color w:val="000000"/>
+                <w:sz w:val="32"/>
+                <w:szCs w:val="40"/>
+                <w:lang w:bidi="ml-IN"/>
+              </w:rPr>
+              <w:t>–</w:t>
+            </w:r>
+            <w:r>
+              <w:rPr>
+                <w:rFonts w:ascii="BRH Devanagari Extra" w:hAnsi="BRH Devanagari Extra" w:cs="BRH Devanagari Extra"/>
+                <w:color w:val="000000"/>
+                <w:sz w:val="40"/>
+                <w:szCs w:val="40"/>
+                <w:lang w:bidi="ml-IN"/>
+              </w:rPr>
+              <w:t xml:space="preserve"> NûlSþxxÉÑ | </w:t>
+            </w:r>
+          </w:p>
+          <w:p>
+            <w:pPr>
+              <w:widowControl w:val="0"/>
+              <w:autoSpaceDE w:val="0"/>
+              <w:autoSpaceDN w:val="0"/>
+              <w:adjustRightInd w:val="0"/>
+              <w:spacing w:before="0" w:line="240" w:lineRule="auto"/>
+              <w:rPr>
+                <w:rFonts w:ascii="BRH Devanagari Extra" w:hAnsi="BRH Devanagari Extra" w:cs="BRH Devanagari Extra"/>
+                <w:color w:val="000000"/>
+                <w:sz w:val="40"/>
+                <w:szCs w:val="40"/>
+                <w:lang w:bidi="ml-IN"/>
+              </w:rPr>
+            </w:pPr>
+            <w:r>
+              <w:rPr>
+                <w:rFonts w:ascii="BRH Devanagari Extra" w:hAnsi="BRH Devanagari Extra" w:cs="BRH Devanagari Extra"/>
+                <w:color w:val="000000"/>
+                <w:sz w:val="40"/>
+                <w:szCs w:val="40"/>
+                <w:lang w:bidi="ml-IN"/>
+              </w:rPr>
+              <w:t>AjÉÉå</w:t>
+            </w:r>
+            <w:r>
+              <w:rPr>
+                <w:rFonts w:ascii="BRH Malayalam Extra" w:hAnsi="BRH Malayalam Extra" w:cs="BRH Devanagari Extra"/>
+                <w:b/>
+                <w:color w:val="000000"/>
+                <w:sz w:val="32"/>
+                <w:szCs w:val="40"/>
+                <w:lang w:bidi="ml-IN"/>
+              </w:rPr>
+              <w:t>–</w:t>
+            </w:r>
+            <w:r>
+              <w:rPr>
+                <w:rFonts w:ascii="BRH Devanagari Extra" w:hAnsi="BRH Devanagari Extra" w:cs="BRH Devanagari Extra"/>
+                <w:color w:val="000000"/>
+                <w:sz w:val="40"/>
+                <w:szCs w:val="40"/>
+                <w:lang w:bidi="ml-IN"/>
+              </w:rPr>
+              <w:t xml:space="preserve"> CirÉ</w:t>
+            </w:r>
+            <w:r>
+              <w:rPr>
+                <w:rFonts w:ascii="BRH Devanagari Extra" w:hAnsi="BRH Devanagari Extra" w:cs="BRH Devanagari Extra"/>
+                <w:color w:val="000000"/>
+                <w:sz w:val="40"/>
+                <w:szCs w:val="40"/>
+                <w:highlight w:val="yellow"/>
+                <w:lang w:bidi="ml-IN"/>
+              </w:rPr>
+              <w:t>jÉÉåþ</w:t>
+            </w:r>
+            <w:r>
+              <w:rPr>
+                <w:rFonts w:ascii="BRH Devanagari Extra" w:hAnsi="BRH Devanagari Extra" w:cs="BRH Devanagari Extra"/>
+                <w:color w:val="000000"/>
+                <w:sz w:val="40"/>
+                <w:szCs w:val="40"/>
+                <w:lang w:bidi="ml-IN"/>
+              </w:rPr>
+              <w:t xml:space="preserve"> |</w:t>
+            </w:r>
+          </w:p>
+        </w:tc>
+        <w:tc>
+          <w:tcPr>
+            <w:tcW w:w="5220" w:type="dxa"/>
+          </w:tcPr>
+          <w:p>
+            <w:pPr>
+              <w:widowControl w:val="0"/>
+              <w:autoSpaceDE w:val="0"/>
+              <w:autoSpaceDN w:val="0"/>
+              <w:adjustRightInd w:val="0"/>
+              <w:spacing w:before="0" w:line="240" w:lineRule="auto"/>
+              <w:rPr>
+                <w:rFonts w:ascii="BRH Devanagari Extra" w:hAnsi="BRH Devanagari Extra" w:cs="BRH Devanagari Extra"/>
+                <w:color w:val="000000"/>
+                <w:sz w:val="40"/>
+                <w:szCs w:val="40"/>
+                <w:lang w:bidi="ml-IN"/>
+              </w:rPr>
+            </w:pPr>
+            <w:r>
+              <w:rPr>
+                <w:rFonts w:ascii="BRH Devanagari Extra" w:hAnsi="BRH Devanagari Extra" w:cs="BRH Devanagari Extra"/>
+                <w:color w:val="000000"/>
+                <w:sz w:val="40"/>
+                <w:szCs w:val="40"/>
+                <w:lang w:bidi="ml-IN"/>
+              </w:rPr>
+              <w:t>AjÉÉå</w:t>
+            </w:r>
+            <w:r>
+              <w:rPr>
+                <w:rFonts w:ascii="BRH Malayalam Extra" w:hAnsi="BRH Malayalam Extra" w:cs="BRH Devanagari Extra"/>
+                <w:b/>
+                <w:color w:val="000000"/>
+                <w:sz w:val="32"/>
+                <w:szCs w:val="40"/>
+                <w:lang w:bidi="ml-IN"/>
+              </w:rPr>
+              <w:t>–</w:t>
+            </w:r>
+            <w:r>
+              <w:rPr>
+                <w:rFonts w:ascii="BRH Devanagari Extra" w:hAnsi="BRH Devanagari Extra" w:cs="BRH Devanagari Extra"/>
+                <w:color w:val="000000"/>
+                <w:sz w:val="40"/>
+                <w:szCs w:val="40"/>
+                <w:lang w:bidi="ml-IN"/>
+              </w:rPr>
+              <w:t xml:space="preserve"> NûlSþxxÉÑ | </w:t>
+            </w:r>
+          </w:p>
+          <w:p>
+            <w:pPr>
+              <w:widowControl w:val="0"/>
+              <w:autoSpaceDE w:val="0"/>
+              <w:autoSpaceDN w:val="0"/>
+              <w:adjustRightInd w:val="0"/>
+              <w:spacing w:before="0" w:line="240" w:lineRule="auto"/>
+              <w:rPr>
+                <w:rFonts w:ascii="BRH Devanagari Extra" w:hAnsi="BRH Devanagari Extra" w:cs="BRH Devanagari Extra"/>
+                <w:sz w:val="40"/>
+                <w:szCs w:val="40"/>
+                <w:lang w:bidi="ml-IN"/>
+              </w:rPr>
+            </w:pPr>
+            <w:r>
+              <w:rPr>
+                <w:rFonts w:ascii="BRH Devanagari Extra" w:hAnsi="BRH Devanagari Extra" w:cs="BRH Devanagari Extra"/>
+                <w:color w:val="000000"/>
+                <w:sz w:val="40"/>
+                <w:szCs w:val="40"/>
+                <w:lang w:bidi="ml-IN"/>
+              </w:rPr>
+              <w:t>AjÉÉå</w:t>
+            </w:r>
+            <w:r>
+              <w:rPr>
+                <w:rFonts w:ascii="BRH Malayalam Extra" w:hAnsi="BRH Malayalam Extra" w:cs="BRH Devanagari Extra"/>
+                <w:b/>
+                <w:color w:val="000000"/>
+                <w:sz w:val="32"/>
+                <w:szCs w:val="40"/>
+                <w:lang w:bidi="ml-IN"/>
+              </w:rPr>
+              <w:t>–</w:t>
+            </w:r>
+            <w:r>
+              <w:rPr>
+                <w:rFonts w:ascii="BRH Devanagari Extra" w:hAnsi="BRH Devanagari Extra" w:cs="BRH Devanagari Extra"/>
+                <w:color w:val="000000"/>
+                <w:sz w:val="40"/>
+                <w:szCs w:val="40"/>
+                <w:lang w:bidi="ml-IN"/>
+              </w:rPr>
+              <w:t xml:space="preserve"> CirÉ</w:t>
+            </w:r>
+            <w:r>
+              <w:rPr>
+                <w:rFonts w:ascii="BRH Devanagari Extra" w:hAnsi="BRH Devanagari Extra" w:cs="BRH Devanagari Extra"/>
+                <w:color w:val="000000"/>
+                <w:sz w:val="40"/>
+                <w:szCs w:val="40"/>
+                <w:highlight w:val="green"/>
+                <w:lang w:bidi="ml-IN"/>
+              </w:rPr>
+              <w:t>jÉÉÿå</w:t>
+            </w:r>
+            <w:r>
+              <w:rPr>
+                <w:rFonts w:ascii="BRH Devanagari Extra" w:hAnsi="BRH Devanagari Extra" w:cs="BRH Devanagari Extra"/>
+                <w:color w:val="000000"/>
+                <w:sz w:val="40"/>
+                <w:szCs w:val="40"/>
+                <w:lang w:bidi="ml-IN"/>
+              </w:rPr>
+              <w:t xml:space="preserve"> |</w:t>
+            </w:r>
+          </w:p>
+        </w:tc>
+      </w:tr>
+      <w:tr>
+        <w:trPr>
+          <w:trHeight w:val="983"/>
+        </w:trPr>
+        <w:tc>
+          <w:tcPr>
+            <w:tcW w:w="4189" w:type="dxa"/>
+          </w:tcPr>
+          <w:p>
+            <w:pPr>
+              <w:widowControl w:val="0"/>
+              <w:tabs>
+                <w:tab w:val="left" w:pos="993"/>
+              </w:tabs>
+              <w:autoSpaceDE w:val="0"/>
+              <w:autoSpaceDN w:val="0"/>
+              <w:adjustRightInd w:val="0"/>
+              <w:spacing w:before="0" w:line="252" w:lineRule="auto"/>
+              <w:ind w:right="297"/>
+              <w:rPr>
+                <w:rFonts w:cs="Arial"/>
+                <w:b/>
+                <w:sz w:val="28"/>
+                <w:szCs w:val="32"/>
+              </w:rPr>
+            </w:pPr>
+            <w:r>
+              <w:rPr>
+                <w:rFonts w:cs="Arial"/>
+                <w:b/>
+                <w:sz w:val="28"/>
+                <w:szCs w:val="32"/>
+              </w:rPr>
+              <w:lastRenderedPageBreak/>
+              <w:t>T.S.6.6.</w:t>
+            </w:r>
+            <w:r>
+              <w:rPr>
+                <w:rFonts w:cs="Arial"/>
+                <w:b/>
+                <w:sz w:val="28"/>
+                <w:szCs w:val="32"/>
+              </w:rPr>
+              <w:t>10.2</w:t>
+            </w:r>
+            <w:r>
+              <w:rPr>
+                <w:rFonts w:cs="Arial"/>
+                <w:b/>
+                <w:sz w:val="28"/>
+                <w:szCs w:val="32"/>
+              </w:rPr>
+              <w:t xml:space="preserve"> – Kramam</w:t>
+            </w:r>
+          </w:p>
+          <w:p>
+            <w:pPr>
+              <w:widowControl w:val="0"/>
+              <w:tabs>
+                <w:tab w:val="left" w:pos="993"/>
+              </w:tabs>
+              <w:autoSpaceDE w:val="0"/>
+              <w:autoSpaceDN w:val="0"/>
+              <w:adjustRightInd w:val="0"/>
+              <w:spacing w:before="0" w:line="252" w:lineRule="auto"/>
+              <w:ind w:right="297"/>
+              <w:rPr>
+                <w:rFonts w:cs="Arial"/>
+                <w:b/>
+                <w:sz w:val="28"/>
+                <w:szCs w:val="32"/>
+                <w:lang w:val="en-IN"/>
+              </w:rPr>
+            </w:pPr>
+            <w:r>
+              <w:rPr>
+                <w:rFonts w:cs="Arial"/>
+                <w:b/>
+                <w:sz w:val="28"/>
+                <w:szCs w:val="32"/>
+                <w:lang w:val="en-IN"/>
+              </w:rPr>
+              <w:t>Krama Vaakyam No.– 36</w:t>
+            </w:r>
+          </w:p>
+          <w:p>
+            <w:pPr>
+              <w:widowControl w:val="0"/>
+              <w:tabs>
+                <w:tab w:val="left" w:pos="993"/>
+              </w:tabs>
+              <w:autoSpaceDE w:val="0"/>
+              <w:autoSpaceDN w:val="0"/>
+              <w:adjustRightInd w:val="0"/>
+              <w:spacing w:before="0" w:line="252" w:lineRule="auto"/>
+              <w:ind w:right="297"/>
+              <w:rPr>
+                <w:rFonts w:cs="Arial"/>
+                <w:b/>
+                <w:sz w:val="28"/>
+                <w:szCs w:val="32"/>
+                <w:lang w:val="it-IT"/>
+              </w:rPr>
+            </w:pPr>
+            <w:r>
+              <w:rPr>
+                <w:rFonts w:cs="Arial"/>
+                <w:b/>
+                <w:sz w:val="28"/>
+                <w:szCs w:val="32"/>
+                <w:lang w:val="it-IT"/>
+              </w:rPr>
+              <w:t>Panchaati No</w:t>
+            </w:r>
+            <w:r>
+              <w:rPr>
+                <w:rFonts w:cs="Arial"/>
+                <w:b/>
+                <w:szCs w:val="32"/>
+                <w:lang w:val="it-IT"/>
+              </w:rPr>
+              <w:t xml:space="preserve">. - </w:t>
+            </w:r>
+            <w:r>
+              <w:rPr>
+                <w:rFonts w:cs="Arial"/>
+                <w:b/>
+                <w:sz w:val="28"/>
+                <w:szCs w:val="32"/>
+                <w:lang w:val="it-IT"/>
+              </w:rPr>
+              <w:t>3</w:t>
+            </w:r>
+            <w:r>
+              <w:rPr>
+                <w:rFonts w:cs="Arial"/>
+                <w:b/>
+                <w:sz w:val="28"/>
+                <w:szCs w:val="32"/>
+                <w:lang w:val="it-IT"/>
+              </w:rPr>
+              <w:t>7</w:t>
+            </w:r>
+          </w:p>
+        </w:tc>
+        <w:tc>
+          <w:tcPr>
+            <w:tcW w:w="4426" w:type="dxa"/>
+          </w:tcPr>
+          <w:p>
+            <w:pPr>
+              <w:widowControl w:val="0"/>
+              <w:autoSpaceDE w:val="0"/>
+              <w:autoSpaceDN w:val="0"/>
+              <w:adjustRightInd w:val="0"/>
+              <w:spacing w:before="0" w:line="240" w:lineRule="auto"/>
+              <w:rPr>
+                <w:rFonts w:ascii="BRH Devanagari Extra" w:hAnsi="BRH Devanagari Extra" w:cs="BRH Devanagari Extra"/>
+                <w:color w:val="000000"/>
+                <w:sz w:val="40"/>
+                <w:szCs w:val="40"/>
+                <w:lang w:val="it-IT" w:bidi="ml-IN"/>
+              </w:rPr>
+            </w:pPr>
+            <w:r>
+              <w:rPr>
+                <w:rFonts w:ascii="BRH Devanagari Extra" w:hAnsi="BRH Devanagari Extra" w:cs="BRH Devanagari Extra"/>
+                <w:color w:val="000000"/>
+                <w:sz w:val="40"/>
+                <w:szCs w:val="40"/>
+                <w:lang w:val="it-IT" w:bidi="ml-IN"/>
+              </w:rPr>
+              <w:t>E</w:t>
+            </w:r>
+            <w:r>
+              <w:rPr>
+                <w:rFonts w:ascii="BRH Malayalam Extra" w:hAnsi="BRH Malayalam Extra" w:cs="BRH Devanagari Extra"/>
+                <w:b/>
+                <w:color w:val="000000"/>
+                <w:sz w:val="32"/>
+                <w:szCs w:val="40"/>
+                <w:lang w:val="it-IT" w:bidi="ml-IN"/>
+              </w:rPr>
+              <w:t>–</w:t>
+            </w:r>
+            <w:r>
+              <w:rPr>
+                <w:rFonts w:ascii="BRH Devanagari Extra" w:hAnsi="BRH Devanagari Extra" w:cs="BRH Devanagari Extra"/>
+                <w:color w:val="000000"/>
+                <w:sz w:val="40"/>
+                <w:szCs w:val="40"/>
+                <w:lang w:val="it-IT" w:bidi="ml-IN"/>
+              </w:rPr>
+              <w:t>pÉÉprÉÉ</w:t>
+            </w:r>
+            <w:r>
+              <w:rPr>
+                <w:rFonts w:ascii="BRH Malayalam Extra" w:hAnsi="BRH Malayalam Extra" w:cs="BRH Devanagari Extra"/>
+                <w:b/>
+                <w:color w:val="000000"/>
+                <w:sz w:val="32"/>
+                <w:szCs w:val="40"/>
+                <w:lang w:val="it-IT" w:bidi="ml-IN"/>
+              </w:rPr>
+              <w:t>–</w:t>
+            </w:r>
+            <w:r>
+              <w:rPr>
+                <w:rFonts w:ascii="BRH Devanagari Extra" w:hAnsi="BRH Devanagari Extra" w:cs="BRH Devanagari Extra"/>
+                <w:color w:val="000000"/>
+                <w:sz w:val="40"/>
+                <w:szCs w:val="40"/>
+                <w:lang w:val="it-IT" w:bidi="ml-IN"/>
+              </w:rPr>
+              <w:t>qÉç lÉ | lÉSèï</w:t>
+            </w:r>
+            <w:r>
+              <w:rPr>
+                <w:rFonts w:ascii="BRH Devanagari Extra" w:hAnsi="BRH Devanagari Extra" w:cs="BRH Devanagari Extra"/>
+                <w:color w:val="000000"/>
+                <w:sz w:val="40"/>
+                <w:szCs w:val="40"/>
+                <w:highlight w:val="yellow"/>
+                <w:lang w:val="it-IT" w:bidi="ml-IN"/>
+              </w:rPr>
+              <w:t>krÉåÿ</w:t>
+            </w:r>
+            <w:r>
+              <w:rPr>
+                <w:rFonts w:ascii="BRH Devanagari Extra" w:hAnsi="BRH Devanagari Extra" w:cs="BRH Devanagari Extra"/>
+                <w:color w:val="000000"/>
+                <w:sz w:val="40"/>
+                <w:szCs w:val="40"/>
+                <w:lang w:val="it-IT" w:bidi="ml-IN"/>
+              </w:rPr>
+              <w:t>iÉ |</w:t>
+            </w:r>
+          </w:p>
+        </w:tc>
+        <w:tc>
+          <w:tcPr>
+            <w:tcW w:w="5220" w:type="dxa"/>
+          </w:tcPr>
+          <w:p>
+            <w:pPr>
+              <w:widowControl w:val="0"/>
+              <w:autoSpaceDE w:val="0"/>
+              <w:autoSpaceDN w:val="0"/>
+              <w:adjustRightInd w:val="0"/>
+              <w:spacing w:before="0" w:line="240" w:lineRule="auto"/>
+              <w:rPr>
+                <w:rFonts w:ascii="BRH Devanagari Extra" w:hAnsi="BRH Devanagari Extra" w:cs="BRH Devanagari Extra"/>
+                <w:color w:val="000000"/>
+                <w:sz w:val="40"/>
+                <w:szCs w:val="40"/>
+                <w:lang w:val="it-IT" w:bidi="ml-IN"/>
+              </w:rPr>
+            </w:pPr>
+            <w:r>
+              <w:rPr>
+                <w:rFonts w:ascii="BRH Devanagari Extra" w:hAnsi="BRH Devanagari Extra" w:cs="BRH Devanagari Extra"/>
+                <w:color w:val="000000"/>
+                <w:sz w:val="40"/>
+                <w:szCs w:val="40"/>
+                <w:lang w:val="it-IT" w:bidi="ml-IN"/>
+              </w:rPr>
+              <w:t>E</w:t>
+            </w:r>
+            <w:r>
+              <w:rPr>
+                <w:rFonts w:ascii="BRH Malayalam Extra" w:hAnsi="BRH Malayalam Extra" w:cs="BRH Devanagari Extra"/>
+                <w:b/>
+                <w:color w:val="000000"/>
+                <w:sz w:val="32"/>
+                <w:szCs w:val="40"/>
+                <w:lang w:val="it-IT" w:bidi="ml-IN"/>
+              </w:rPr>
+              <w:t>–</w:t>
+            </w:r>
+            <w:r>
+              <w:rPr>
+                <w:rFonts w:ascii="BRH Devanagari Extra" w:hAnsi="BRH Devanagari Extra" w:cs="BRH Devanagari Extra"/>
+                <w:color w:val="000000"/>
+                <w:sz w:val="40"/>
+                <w:szCs w:val="40"/>
+                <w:lang w:val="it-IT" w:bidi="ml-IN"/>
+              </w:rPr>
+              <w:t>pÉÉprÉÉ</w:t>
+            </w:r>
+            <w:r>
+              <w:rPr>
+                <w:rFonts w:ascii="BRH Malayalam Extra" w:hAnsi="BRH Malayalam Extra" w:cs="BRH Devanagari Extra"/>
+                <w:b/>
+                <w:color w:val="000000"/>
+                <w:sz w:val="32"/>
+                <w:szCs w:val="40"/>
+                <w:lang w:val="it-IT" w:bidi="ml-IN"/>
+              </w:rPr>
+              <w:t>–</w:t>
+            </w:r>
+            <w:r>
+              <w:rPr>
+                <w:rFonts w:ascii="BRH Devanagari Extra" w:hAnsi="BRH Devanagari Extra" w:cs="BRH Devanagari Extra"/>
+                <w:color w:val="000000"/>
+                <w:sz w:val="40"/>
+                <w:szCs w:val="40"/>
+                <w:lang w:val="it-IT" w:bidi="ml-IN"/>
+              </w:rPr>
+              <w:t>qÉç lÉ | lÉSèï</w:t>
+            </w:r>
+            <w:r>
+              <w:rPr>
+                <w:rFonts w:ascii="BRH Devanagari Extra" w:hAnsi="BRH Devanagari Extra" w:cs="BRH Devanagari Extra"/>
+                <w:color w:val="000000"/>
+                <w:sz w:val="40"/>
+                <w:szCs w:val="40"/>
+                <w:highlight w:val="green"/>
+                <w:lang w:val="it-IT" w:bidi="ml-IN"/>
+              </w:rPr>
+              <w:t>krÉ</w:t>
+            </w:r>
+            <w:r>
+              <w:rPr>
+                <w:rFonts w:ascii="BRH Devanagari Extra" w:hAnsi="BRH Devanagari Extra" w:cs="BRH Devanagari Extra"/>
+                <w:color w:val="000000"/>
+                <w:sz w:val="40"/>
+                <w:szCs w:val="40"/>
+                <w:lang w:val="it-IT" w:bidi="ml-IN"/>
+              </w:rPr>
+              <w:t>þåiÉ |</w:t>
             </w:r>
           </w:p>
         </w:tc>
@@ -1716,7 +2821,6 @@
                 <w:sz w:val="32"/>
                 <w:szCs w:val="32"/>
               </w:rPr>
-              <w:lastRenderedPageBreak/>
               <w:t>Section, Paragraph</w:t>
             </w:r>
           </w:p>
@@ -2671,6 +3775,7 @@
                 <w:sz w:val="32"/>
                 <w:szCs w:val="32"/>
               </w:rPr>
+              <w:lastRenderedPageBreak/>
               <w:t>Section, Paragraph</w:t>
             </w:r>
           </w:p>
@@ -3601,7 +4706,6 @@
                 <w:sz w:val="28"/>
                 <w:szCs w:val="32"/>
               </w:rPr>
-              <w:lastRenderedPageBreak/>
               <w:t>T.S.6.6.1.5 – Kramam</w:t>
             </w:r>
           </w:p>
@@ -5230,6 +6334,7 @@
                 <w:sz w:val="28"/>
                 <w:szCs w:val="32"/>
               </w:rPr>
+              <w:lastRenderedPageBreak/>
               <w:t>T.S.6.6.6.2 – Kramam</w:t>
             </w:r>
           </w:p>
@@ -6331,7 +7436,6 @@
                 <w:sz w:val="28"/>
                 <w:szCs w:val="32"/>
               </w:rPr>
-              <w:lastRenderedPageBreak/>
               <w:t>T.S.6.6.8.3 – Kramam</w:t>
             </w:r>
           </w:p>
@@ -7534,16 +8638,7 @@
           <w:bCs/>
           <w:sz w:val="32"/>
         </w:rPr>
-        <w:t xml:space="preserve">replaced </w:t>
-      </w:r>
-      <w:proofErr w:type="gramStart"/>
-      <w:r>
-        <w:rPr>
-          <w:b/>
-          <w:bCs/>
-          <w:sz w:val="32"/>
-        </w:rPr>
-        <w:t>with</w:t>
+        <w:t>replaced with</w:t>
       </w:r>
       <w:r>
         <w:rPr>
@@ -7565,7 +8660,6 @@
         </w:rPr>
         <w:t>"</w:t>
       </w:r>
-      <w:proofErr w:type="gramEnd"/>
       <w:r>
         <w:rPr>
           <w:rFonts w:ascii="BRH Devanagari" w:hAnsi="BRH Devanagari" w:cs="BRH Devanagari"/>
@@ -7973,7 +9067,6 @@
                 <w:sz w:val="32"/>
                 <w:szCs w:val="36"/>
               </w:rPr>
-              <w:lastRenderedPageBreak/>
               <w:t>None</w:t>
             </w:r>
           </w:p>

--- a/TS-Kramam/TS-6.6/TS 6.6 Sanskrit Krama Paatam Corrections.docx
+++ b/TS-Kramam/TS-6.6/TS 6.6 Sanskrit Krama Paatam Corrections.docx
@@ -21,7 +21,7 @@
           <w:szCs w:val="32"/>
           <w:u w:val="single"/>
         </w:rPr>
-        <w:t xml:space="preserve">TS </w:t>
+        <w:t xml:space="preserve">TS Krama Paatam – TS 6.6 Sanskrit Corrections – Observed till </w:t>
       </w:r>
       <w:r>
         <w:rPr>
@@ -31,69 +31,7 @@
           <w:szCs w:val="32"/>
           <w:u w:val="single"/>
         </w:rPr>
-        <w:t>Krama</w:t>
-      </w:r>
-      <w:r>
-        <w:rPr>
-          <w:b/>
-          <w:bCs/>
-          <w:sz w:val="32"/>
-          <w:szCs w:val="32"/>
-          <w:u w:val="single"/>
-        </w:rPr>
-        <w:t xml:space="preserve"> Paatam – TS </w:t>
-      </w:r>
-      <w:r>
-        <w:rPr>
-          <w:b/>
-          <w:bCs/>
-          <w:sz w:val="32"/>
-          <w:szCs w:val="32"/>
-          <w:u w:val="single"/>
-        </w:rPr>
-        <w:t>6.6 Sanskrit</w:t>
-      </w:r>
-      <w:r>
-        <w:rPr>
-          <w:b/>
-          <w:bCs/>
-          <w:sz w:val="32"/>
-          <w:szCs w:val="32"/>
-          <w:u w:val="single"/>
-        </w:rPr>
-        <w:t xml:space="preserve"> Corrections –</w:t>
-      </w:r>
-      <w:r>
-        <w:rPr>
-          <w:b/>
-          <w:bCs/>
-          <w:sz w:val="32"/>
-          <w:szCs w:val="32"/>
-          <w:u w:val="single"/>
-        </w:rPr>
-        <w:t xml:space="preserve"> </w:t>
-      </w:r>
-      <w:r>
-        <w:rPr>
-          <w:b/>
-          <w:bCs/>
-          <w:sz w:val="32"/>
-          <w:szCs w:val="32"/>
-          <w:u w:val="single"/>
-        </w:rPr>
-        <w:t xml:space="preserve">Observed till </w:t>
-      </w:r>
-      <w:r>
-        <w:rPr>
-          <w:b/>
-          <w:bCs/>
-          <w:color w:val="EE0000"/>
-          <w:sz w:val="32"/>
-          <w:szCs w:val="32"/>
-          <w:highlight w:val="yellow"/>
-          <w:u w:val="single"/>
-        </w:rPr>
-        <w:t>xxxxxxxxxxxxxxxxxx</w:t>
+        <w:t>31st Oct 2026</w:t>
       </w:r>
     </w:p>
     <w:p>
@@ -2646,30 +2584,6 @@
         </w:rPr>
         <w:t>==========</w:t>
       </w:r>
-    </w:p>
-    <w:p>
-      <w:pPr>
-        <w:jc w:val="center"/>
-        <w:rPr>
-          <w:b/>
-          <w:bCs/>
-          <w:sz w:val="32"/>
-          <w:szCs w:val="32"/>
-          <w:u w:val="single"/>
-        </w:rPr>
-      </w:pPr>
-    </w:p>
-    <w:p>
-      <w:pPr>
-        <w:jc w:val="center"/>
-        <w:rPr>
-          <w:b/>
-          <w:bCs/>
-          <w:sz w:val="32"/>
-          <w:szCs w:val="32"/>
-          <w:u w:val="single"/>
-        </w:rPr>
-      </w:pPr>
     </w:p>
     <w:p>
       <w:pPr>
@@ -3606,6 +3520,54 @@
           <w:u w:val="single"/>
         </w:rPr>
       </w:pPr>
+    </w:p>
+    <w:p>
+      <w:pPr>
+        <w:jc w:val="center"/>
+        <w:rPr>
+          <w:b/>
+          <w:bCs/>
+          <w:sz w:val="32"/>
+          <w:szCs w:val="32"/>
+          <w:u w:val="single"/>
+        </w:rPr>
+      </w:pPr>
+    </w:p>
+    <w:p>
+      <w:pPr>
+        <w:jc w:val="center"/>
+        <w:rPr>
+          <w:b/>
+          <w:bCs/>
+          <w:sz w:val="32"/>
+          <w:szCs w:val="32"/>
+          <w:u w:val="single"/>
+        </w:rPr>
+      </w:pPr>
+    </w:p>
+    <w:p>
+      <w:pPr>
+        <w:jc w:val="center"/>
+        <w:rPr>
+          <w:b/>
+          <w:bCs/>
+          <w:sz w:val="32"/>
+          <w:szCs w:val="32"/>
+          <w:u w:val="single"/>
+        </w:rPr>
+      </w:pPr>
+    </w:p>
+    <w:p>
+      <w:pPr>
+        <w:jc w:val="center"/>
+        <w:rPr>
+          <w:b/>
+          <w:bCs/>
+          <w:sz w:val="32"/>
+          <w:szCs w:val="32"/>
+          <w:u w:val="single"/>
+        </w:rPr>
+      </w:pPr>
       <w:r>
         <w:rPr>
           <w:b/>
@@ -3614,6 +3576,7 @@
           <w:szCs w:val="32"/>
           <w:u w:val="single"/>
         </w:rPr>
+        <w:lastRenderedPageBreak/>
         <w:t xml:space="preserve">TS </w:t>
       </w:r>
       <w:r>
@@ -3775,7 +3738,6 @@
                 <w:sz w:val="32"/>
                 <w:szCs w:val="32"/>
               </w:rPr>
-              <w:lastRenderedPageBreak/>
               <w:t>Section, Paragraph</w:t>
             </w:r>
           </w:p>
@@ -5979,6 +5941,7 @@
                 <w:sz w:val="28"/>
                 <w:szCs w:val="32"/>
               </w:rPr>
+              <w:lastRenderedPageBreak/>
               <w:t>T.S.6.6.4.1 – Kramam</w:t>
             </w:r>
           </w:p>
@@ -6334,7 +6297,6 @@
                 <w:sz w:val="28"/>
                 <w:szCs w:val="32"/>
               </w:rPr>
-              <w:lastRenderedPageBreak/>
               <w:t>T.S.6.6.6.2 – Kramam</w:t>
             </w:r>
           </w:p>
@@ -8723,54 +8685,6 @@
           <w:u w:val="single"/>
         </w:rPr>
       </w:pPr>
-    </w:p>
-    <w:p>
-      <w:pPr>
-        <w:jc w:val="center"/>
-        <w:rPr>
-          <w:b/>
-          <w:bCs/>
-          <w:sz w:val="32"/>
-          <w:szCs w:val="32"/>
-          <w:u w:val="single"/>
-        </w:rPr>
-      </w:pPr>
-    </w:p>
-    <w:p>
-      <w:pPr>
-        <w:jc w:val="center"/>
-        <w:rPr>
-          <w:b/>
-          <w:bCs/>
-          <w:sz w:val="32"/>
-          <w:szCs w:val="32"/>
-          <w:u w:val="single"/>
-        </w:rPr>
-      </w:pPr>
-    </w:p>
-    <w:p>
-      <w:pPr>
-        <w:jc w:val="center"/>
-        <w:rPr>
-          <w:b/>
-          <w:bCs/>
-          <w:sz w:val="32"/>
-          <w:szCs w:val="32"/>
-          <w:u w:val="single"/>
-        </w:rPr>
-      </w:pPr>
-    </w:p>
-    <w:p>
-      <w:pPr>
-        <w:jc w:val="center"/>
-        <w:rPr>
-          <w:b/>
-          <w:bCs/>
-          <w:sz w:val="32"/>
-          <w:szCs w:val="32"/>
-          <w:u w:val="single"/>
-        </w:rPr>
-      </w:pPr>
       <w:r>
         <w:rPr>
           <w:b/>
@@ -8779,6 +8693,7 @@
           <w:szCs w:val="32"/>
           <w:u w:val="single"/>
         </w:rPr>
+        <w:lastRenderedPageBreak/>
         <w:t xml:space="preserve">TS </w:t>
       </w:r>
       <w:r>
